--- a/Output/SUP/Exptra_Supplementary_Wood smoke and congenital malformations.docx
+++ b/Output/SUP/Exptra_Supplementary_Wood smoke and congenital malformations.docx
@@ -107,557 +107,72 @@
     </w:p>
     <w:p>
       <w:pPr>
-        <w:spacing w:after="0" w:line="240" w:lineRule="auto"/>
-        <w:jc w:val="both"/>
-        <w:rPr>
-          <w:rFonts w:ascii="Arial" w:hAnsi="Arial" w:cs="Arial"/>
+        <w:rPr>
+          <w:rFonts w:ascii="Arial" w:hAnsi="Arial" w:cs="Arial"/>
+          <w:b/>
+          <w:lang w:val="en-US"/>
         </w:rPr>
       </w:pPr>
-      <w:proofErr w:type="spellStart"/>
       <w:r>
         <w:rPr>
           <w:rFonts w:ascii="Arial" w:hAnsi="Arial" w:cs="Arial"/>
           <w:b/>
-          <w:bCs/>
-          <w:color w:val="000000"/>
-        </w:rPr>
-        <w:t>Authors</w:t>
-      </w:r>
-      <w:proofErr w:type="spellEnd"/>
-      <w:r>
-        <w:rPr>
-          <w:rFonts w:ascii="Arial" w:hAnsi="Arial" w:cs="Arial"/>
-          <w:color w:val="000000"/>
-        </w:rPr>
-        <w:t>: Estela Blanco</w:t>
-      </w:r>
-      <w:r>
-        <w:rPr>
-          <w:rFonts w:ascii="Arial" w:hAnsi="Arial" w:cs="Arial"/>
-          <w:color w:val="000000"/>
-          <w:vertAlign w:val="superscript"/>
-        </w:rPr>
-        <w:t>1,2</w:t>
-      </w:r>
-      <w:r>
-        <w:rPr>
-          <w:rFonts w:ascii="Arial" w:hAnsi="Arial" w:cs="Arial"/>
-          <w:color w:val="000000"/>
-        </w:rPr>
-        <w:t>; </w:t>
-      </w:r>
-      <w:r>
-        <w:rPr>
-          <w:rFonts w:ascii="Arial" w:hAnsi="Arial" w:cs="Arial"/>
-          <w:color w:val="000000"/>
-        </w:rPr>
-        <w:t>Carlos Kilchemmann</w:t>
-      </w:r>
-      <w:r>
-        <w:rPr>
-          <w:rFonts w:ascii="Arial" w:hAnsi="Arial" w:cs="Arial"/>
-          <w:color w:val="000000"/>
-          <w:vertAlign w:val="superscript"/>
-        </w:rPr>
-        <w:t>3</w:t>
-      </w:r>
-      <w:r>
-        <w:rPr>
-          <w:rFonts w:ascii="Arial" w:hAnsi="Arial" w:cs="Arial"/>
-          <w:color w:val="000000"/>
-        </w:rPr>
-        <w:t>;</w:t>
-      </w:r>
-      <w:r>
-        <w:rPr>
-          <w:rFonts w:ascii="Arial" w:hAnsi="Arial" w:cs="Arial"/>
-          <w:color w:val="000000"/>
-        </w:rPr>
-        <w:t xml:space="preserve"> </w:t>
-      </w:r>
-      <w:r>
-        <w:rPr>
-          <w:rFonts w:ascii="Arial" w:hAnsi="Arial" w:cs="Arial"/>
-          <w:color w:val="000000"/>
-        </w:rPr>
-        <w:t>J</w:t>
-      </w:r>
-      <w:r>
-        <w:rPr>
-          <w:rFonts w:ascii="Arial" w:hAnsi="Arial" w:cs="Arial"/>
-          <w:color w:val="000000"/>
-          <w:lang w:val="es-ES_tradnl"/>
-        </w:rPr>
-        <w:t>osé Daniel Conejeros</w:t>
-      </w:r>
-      <w:r>
-        <w:rPr>
-          <w:rFonts w:ascii="Arial" w:hAnsi="Arial" w:cs="Arial"/>
-          <w:color w:val="000000"/>
-          <w:vertAlign w:val="superscript"/>
-          <w:lang w:val="es-ES_tradnl"/>
-        </w:rPr>
-        <w:t>1</w:t>
-      </w:r>
-      <w:r>
-        <w:rPr>
-          <w:rFonts w:ascii="Arial" w:hAnsi="Arial" w:cs="Arial"/>
-          <w:color w:val="000000"/>
-          <w:vertAlign w:val="superscript"/>
-          <w:lang w:val="es-ES_tradnl"/>
-        </w:rPr>
-        <w:t>4</w:t>
-      </w:r>
-      <w:r>
-        <w:rPr>
-          <w:rFonts w:ascii="Arial" w:hAnsi="Arial" w:cs="Arial"/>
-          <w:color w:val="000000"/>
-          <w:lang w:val="es-ES_tradnl"/>
-        </w:rPr>
-        <w:t>;</w:t>
-      </w:r>
-      <w:r>
-        <w:rPr>
-          <w:rFonts w:ascii="Arial" w:hAnsi="Arial" w:cs="Arial"/>
-          <w:color w:val="000000"/>
-        </w:rPr>
-        <w:t xml:space="preserve"> </w:t>
-      </w:r>
-      <w:r>
-        <w:rPr>
-          <w:rFonts w:ascii="Arial" w:hAnsi="Arial" w:cs="Arial"/>
-          <w:color w:val="000000"/>
-        </w:rPr>
-        <w:t>Ismael Bravo</w:t>
-      </w:r>
-      <w:r>
-        <w:rPr>
-          <w:rFonts w:ascii="Arial" w:hAnsi="Arial" w:cs="Arial"/>
-          <w:color w:val="000000"/>
-          <w:vertAlign w:val="superscript"/>
-        </w:rPr>
-        <w:t>1</w:t>
-      </w:r>
-      <w:r>
-        <w:rPr>
-          <w:rFonts w:ascii="Arial" w:hAnsi="Arial" w:cs="Arial"/>
-          <w:color w:val="000000"/>
-          <w:vertAlign w:val="superscript"/>
-        </w:rPr>
-        <w:t>,2</w:t>
-      </w:r>
-      <w:r>
-        <w:rPr>
-          <w:rFonts w:ascii="Arial" w:hAnsi="Arial" w:cs="Arial"/>
-          <w:color w:val="000000"/>
-        </w:rPr>
-        <w:t>;</w:t>
-      </w:r>
-      <w:r>
-        <w:rPr>
-          <w:rFonts w:ascii="Arial" w:hAnsi="Arial" w:cs="Arial"/>
-          <w:color w:val="000000"/>
-          <w:lang w:val="es-ES_tradnl"/>
-        </w:rPr>
-        <w:t xml:space="preserve"> </w:t>
-      </w:r>
-      <w:r>
-        <w:rPr>
-          <w:rFonts w:ascii="Arial" w:hAnsi="Arial" w:cs="Arial"/>
-          <w:color w:val="000000"/>
-        </w:rPr>
-        <w:t>María Elisa Quinteros-Caceres</w:t>
-      </w:r>
-      <w:r>
-        <w:rPr>
-          <w:rFonts w:ascii="Arial" w:hAnsi="Arial" w:cs="Arial"/>
-          <w:color w:val="000000"/>
-          <w:vertAlign w:val="superscript"/>
-        </w:rPr>
-        <w:t>5</w:t>
-      </w:r>
-      <w:r>
-        <w:rPr>
-          <w:rFonts w:ascii="Arial" w:hAnsi="Arial" w:cs="Arial"/>
-          <w:color w:val="000000"/>
-        </w:rPr>
-        <w:t>; Salvador Ayala</w:t>
-      </w:r>
-      <w:r>
-        <w:rPr>
-          <w:rFonts w:ascii="Arial" w:hAnsi="Arial" w:cs="Arial"/>
-          <w:color w:val="000000"/>
-          <w:vertAlign w:val="superscript"/>
-        </w:rPr>
-        <w:t>6</w:t>
-      </w:r>
-      <w:r>
-        <w:rPr>
-          <w:rFonts w:ascii="Arial" w:hAnsi="Arial" w:cs="Arial"/>
-          <w:color w:val="000000"/>
-        </w:rPr>
-        <w:t>; Ximena Ossa</w:t>
-      </w:r>
-      <w:r>
-        <w:rPr>
-          <w:rFonts w:ascii="Arial" w:hAnsi="Arial" w:cs="Arial"/>
-          <w:color w:val="000000"/>
-          <w:vertAlign w:val="superscript"/>
-        </w:rPr>
-        <w:t>7</w:t>
-      </w:r>
-      <w:r>
-        <w:rPr>
-          <w:rFonts w:ascii="Arial" w:hAnsi="Arial" w:cs="Arial"/>
-          <w:color w:val="000000"/>
-        </w:rPr>
-        <w:t>; Maribel Muñoz</w:t>
-      </w:r>
-      <w:r>
-        <w:rPr>
-          <w:rFonts w:ascii="Arial" w:hAnsi="Arial" w:cs="Arial"/>
-          <w:color w:val="000000"/>
-          <w:vertAlign w:val="superscript"/>
-        </w:rPr>
-        <w:t>8</w:t>
-      </w:r>
-      <w:r>
-        <w:rPr>
-          <w:rFonts w:ascii="Arial" w:hAnsi="Arial" w:cs="Arial"/>
-          <w:color w:val="000000"/>
-        </w:rPr>
-        <w:t xml:space="preserve">; </w:t>
-      </w:r>
-      <w:r>
-        <w:rPr>
-          <w:rFonts w:ascii="Arial" w:hAnsi="Arial" w:cs="Arial"/>
-          <w:color w:val="000000"/>
-        </w:rPr>
-        <w:t>Pablo Ruiz-Rudolph</w:t>
-      </w:r>
-      <w:r>
-        <w:rPr>
-          <w:rFonts w:ascii="Arial" w:hAnsi="Arial" w:cs="Arial"/>
-          <w:color w:val="000000"/>
-          <w:vertAlign w:val="superscript"/>
-        </w:rPr>
-        <w:t>8</w:t>
+          <w:lang w:val="en-US"/>
+        </w:rPr>
+        <w:t xml:space="preserve">Contents of this file </w:t>
       </w:r>
     </w:p>
     <w:p>
       <w:pPr>
-        <w:spacing w:after="0" w:line="240" w:lineRule="auto"/>
-        <w:rPr>
-          <w:rFonts w:ascii="Arial" w:hAnsi="Arial" w:cs="Arial"/>
+        <w:ind w:left="720"/>
+        <w:rPr>
+          <w:rFonts w:ascii="Arial" w:hAnsi="Arial" w:cs="Arial"/>
+          <w:lang w:val="en-US"/>
         </w:rPr>
       </w:pPr>
+      <w:r>
+        <w:rPr>
+          <w:rFonts w:ascii="Arial" w:hAnsi="Arial" w:cs="Arial"/>
+          <w:lang w:val="en-US"/>
+        </w:rPr>
+        <w:t xml:space="preserve">Tables S1 </w:t>
+      </w:r>
+      <w:r>
+        <w:rPr>
+          <w:rFonts w:ascii="Arial" w:hAnsi="Arial" w:cs="Arial"/>
+          <w:lang w:val="en-US"/>
+        </w:rPr>
+        <w:t>to S2</w:t>
+      </w:r>
     </w:p>
     <w:p>
       <w:pPr>
-        <w:spacing w:after="0" w:line="240" w:lineRule="auto"/>
-        <w:jc w:val="both"/>
-        <w:rPr>
-          <w:rFonts w:ascii="Arial" w:hAnsi="Arial" w:cs="Arial"/>
+        <w:ind w:left="720"/>
+        <w:rPr>
+          <w:rFonts w:ascii="Arial" w:hAnsi="Arial" w:cs="Arial"/>
+          <w:lang w:val="en-US"/>
         </w:rPr>
       </w:pPr>
       <w:r>
         <w:rPr>
           <w:rFonts w:ascii="Arial" w:hAnsi="Arial" w:cs="Arial"/>
-          <w:color w:val="000000"/>
-        </w:rPr>
-        <w:t>1: College UC y Escuela de Salud Pública, Pontificia Universidad Católica de Chile, Santiago, Chile.</w:t>
-      </w:r>
-    </w:p>
-    <w:p>
-      <w:pPr>
-        <w:spacing w:after="0" w:line="240" w:lineRule="auto"/>
-        <w:jc w:val="both"/>
-        <w:rPr>
-          <w:rFonts w:ascii="Arial" w:hAnsi="Arial" w:cs="Arial"/>
-          <w:color w:val="000000"/>
           <w:lang w:val="en-US"/>
         </w:rPr>
-      </w:pPr>
-      <w:r>
-        <w:rPr>
-          <w:rFonts w:ascii="Arial" w:hAnsi="Arial" w:cs="Arial"/>
-          <w:color w:val="000000"/>
+        <w:t xml:space="preserve">Figures S1 to </w:t>
+      </w:r>
+      <w:r>
+        <w:rPr>
+          <w:rFonts w:ascii="Arial" w:hAnsi="Arial" w:cs="Arial"/>
           <w:lang w:val="en-US"/>
         </w:rPr>
-        <w:t xml:space="preserve">2: </w:t>
-      </w:r>
-      <w:r>
-        <w:rPr>
-          <w:rFonts w:ascii="Arial" w:hAnsi="Arial" w:cs="Arial"/>
-          <w:color w:val="222222"/>
-          <w:shd w:val="clear" w:color="auto" w:fill="FFFFFF"/>
+        <w:t>S</w:t>
+      </w:r>
+      <w:r>
+        <w:rPr>
+          <w:rFonts w:ascii="Arial" w:hAnsi="Arial" w:cs="Arial"/>
           <w:lang w:val="en-US"/>
         </w:rPr>
-        <w:t>Center for Climate and Resilience Research (CR2), Chile</w:t>
-      </w:r>
-      <w:r>
-        <w:rPr>
-          <w:rFonts w:ascii="Arial" w:hAnsi="Arial" w:cs="Arial"/>
-          <w:color w:val="222222"/>
-          <w:shd w:val="clear" w:color="auto" w:fill="FFFFFF"/>
-          <w:lang w:val="en-US"/>
-        </w:rPr>
-        <w:t>.</w:t>
-      </w:r>
-    </w:p>
-    <w:p>
-      <w:pPr>
-        <w:spacing w:after="0" w:line="240" w:lineRule="auto"/>
-        <w:jc w:val="both"/>
-        <w:rPr>
-          <w:rFonts w:ascii="Arial" w:hAnsi="Arial" w:cs="Arial"/>
-        </w:rPr>
-      </w:pPr>
-      <w:r>
-        <w:rPr>
-          <w:rFonts w:ascii="Arial" w:hAnsi="Arial" w:cs="Arial"/>
-        </w:rPr>
-        <w:t xml:space="preserve">3: </w:t>
-      </w:r>
-      <w:r>
-        <w:rPr>
-          <w:rFonts w:ascii="Arial" w:hAnsi="Arial" w:cs="Arial"/>
-        </w:rPr>
-        <w:t>Doctorado en Salud Ambiental y Biomedicina</w:t>
-      </w:r>
-      <w:r>
-        <w:rPr>
-          <w:rFonts w:ascii="Arial" w:hAnsi="Arial" w:cs="Arial"/>
-        </w:rPr>
-        <w:t xml:space="preserve"> y </w:t>
-      </w:r>
-      <w:r>
-        <w:rPr>
-          <w:rFonts w:ascii="Arial" w:hAnsi="Arial" w:cs="Arial"/>
-        </w:rPr>
-        <w:t>Escuela de Obstetricia y Puericultura</w:t>
-      </w:r>
-      <w:r>
-        <w:rPr>
-          <w:rFonts w:ascii="Arial" w:hAnsi="Arial" w:cs="Arial"/>
-        </w:rPr>
-        <w:t xml:space="preserve">, </w:t>
-      </w:r>
-      <w:r>
-        <w:rPr>
-          <w:rFonts w:ascii="Arial" w:hAnsi="Arial" w:cs="Arial"/>
-        </w:rPr>
-        <w:t>Universidad Mayor, Chile.</w:t>
-      </w:r>
-    </w:p>
-    <w:p>
-      <w:pPr>
-        <w:spacing w:after="0" w:line="240" w:lineRule="auto"/>
-        <w:jc w:val="both"/>
-        <w:rPr>
-          <w:rFonts w:ascii="Arial" w:hAnsi="Arial" w:cs="Arial"/>
-          <w:color w:val="000000"/>
-        </w:rPr>
-      </w:pPr>
-      <w:r>
-        <w:rPr>
-          <w:rFonts w:ascii="Arial" w:hAnsi="Arial" w:cs="Arial"/>
-          <w:color w:val="000000"/>
-        </w:rPr>
-        <w:t xml:space="preserve">4: </w:t>
-      </w:r>
-      <w:r>
-        <w:rPr>
-          <w:rFonts w:ascii="Arial" w:hAnsi="Arial" w:cs="Arial"/>
-          <w:color w:val="000000"/>
-        </w:rPr>
-        <w:t xml:space="preserve">ISI </w:t>
-      </w:r>
-      <w:proofErr w:type="spellStart"/>
-      <w:r>
-        <w:rPr>
-          <w:rFonts w:ascii="Arial" w:hAnsi="Arial" w:cs="Arial"/>
-          <w:color w:val="000000"/>
-        </w:rPr>
-        <w:t>Foundation</w:t>
-      </w:r>
-      <w:proofErr w:type="spellEnd"/>
-      <w:r>
-        <w:rPr>
-          <w:rFonts w:ascii="Arial" w:hAnsi="Arial" w:cs="Arial"/>
-          <w:color w:val="000000"/>
-        </w:rPr>
-        <w:t>, Turin, Italy</w:t>
-      </w:r>
-      <w:r>
-        <w:rPr>
-          <w:rFonts w:ascii="Arial" w:hAnsi="Arial" w:cs="Arial"/>
-          <w:color w:val="000000"/>
-        </w:rPr>
-        <w:t>.</w:t>
-      </w:r>
-    </w:p>
-    <w:p>
-      <w:pPr>
-        <w:spacing w:after="0" w:line="240" w:lineRule="auto"/>
-        <w:jc w:val="both"/>
-        <w:rPr>
-          <w:rFonts w:ascii="Arial" w:hAnsi="Arial" w:cs="Arial"/>
-          <w:color w:val="000000"/>
-        </w:rPr>
-      </w:pPr>
-      <w:r>
-        <w:rPr>
-          <w:rFonts w:ascii="Arial" w:hAnsi="Arial" w:cs="Arial"/>
-          <w:color w:val="000000"/>
-        </w:rPr>
-        <w:t xml:space="preserve">5: </w:t>
-      </w:r>
-      <w:r>
-        <w:rPr>
-          <w:rFonts w:ascii="Arial" w:hAnsi="Arial" w:cs="Arial"/>
-          <w:color w:val="000000"/>
-        </w:rPr>
-        <w:t>Departamento de Salud Pública. Facultad de Ciencias de la Salud, Universidad de Talca, Talca, Chile.</w:t>
-      </w:r>
-    </w:p>
-    <w:p>
-      <w:pPr>
-        <w:spacing w:after="0" w:line="240" w:lineRule="auto"/>
-        <w:jc w:val="both"/>
-        <w:rPr>
-          <w:rFonts w:ascii="Arial" w:hAnsi="Arial" w:cs="Arial"/>
-          <w:color w:val="000000"/>
-        </w:rPr>
-      </w:pPr>
-      <w:r>
-        <w:rPr>
-          <w:rFonts w:ascii="Arial" w:hAnsi="Arial" w:cs="Arial"/>
-          <w:color w:val="000000"/>
-        </w:rPr>
-        <w:t xml:space="preserve">6: </w:t>
-      </w:r>
-      <w:r>
-        <w:rPr>
-          <w:rFonts w:ascii="Arial" w:hAnsi="Arial" w:cs="Arial"/>
-          <w:color w:val="000000"/>
-        </w:rPr>
-        <w:t>Centro de Epidemiología y Políticas de Salud de la Facultad de Medicina Clínica Alemana</w:t>
-      </w:r>
-      <w:r>
-        <w:rPr>
-          <w:rFonts w:ascii="Arial" w:hAnsi="Arial" w:cs="Arial"/>
-          <w:color w:val="000000"/>
-        </w:rPr>
-        <w:t>,</w:t>
-      </w:r>
-      <w:r>
-        <w:rPr>
-          <w:rFonts w:ascii="Arial" w:hAnsi="Arial" w:cs="Arial"/>
-          <w:color w:val="000000"/>
-        </w:rPr>
-        <w:t xml:space="preserve"> Universidad del Desarrollo</w:t>
-      </w:r>
-      <w:r>
-        <w:rPr>
-          <w:rFonts w:ascii="Arial" w:hAnsi="Arial" w:cs="Arial"/>
-          <w:color w:val="000000"/>
-        </w:rPr>
-        <w:t>, Santiago, Chile</w:t>
-      </w:r>
-      <w:r>
-        <w:rPr>
-          <w:rFonts w:ascii="Arial" w:hAnsi="Arial" w:cs="Arial"/>
-          <w:color w:val="000000"/>
-        </w:rPr>
-        <w:t>.</w:t>
-      </w:r>
-    </w:p>
-    <w:p>
-      <w:pPr>
-        <w:spacing w:after="0" w:line="240" w:lineRule="auto"/>
-        <w:jc w:val="both"/>
-        <w:rPr>
-          <w:rFonts w:ascii="Arial" w:hAnsi="Arial" w:cs="Arial"/>
-          <w:color w:val="000000"/>
-        </w:rPr>
-      </w:pPr>
-      <w:r>
-        <w:rPr>
-          <w:rFonts w:ascii="Arial" w:hAnsi="Arial" w:cs="Arial"/>
-          <w:color w:val="000000"/>
-        </w:rPr>
-        <w:t xml:space="preserve">7: </w:t>
-      </w:r>
-      <w:r>
-        <w:rPr>
-          <w:rFonts w:ascii="Arial" w:hAnsi="Arial" w:cs="Arial"/>
-          <w:color w:val="000000"/>
-        </w:rPr>
-        <w:t>Departamento de Salud Pública y Centro de Excelencia CIGES, Universidad de la Frontera, Temuco, Chile</w:t>
-      </w:r>
-    </w:p>
-    <w:p>
-      <w:pPr>
-        <w:spacing w:after="0" w:line="240" w:lineRule="auto"/>
-        <w:jc w:val="both"/>
-        <w:rPr>
-          <w:rFonts w:ascii="Arial" w:hAnsi="Arial" w:cs="Arial"/>
-          <w:color w:val="000000"/>
-          <w:lang w:val="es-ES"/>
-        </w:rPr>
-      </w:pPr>
-      <w:r>
-        <w:rPr>
-          <w:rFonts w:ascii="Arial" w:hAnsi="Arial" w:cs="Arial"/>
-          <w:color w:val="000000"/>
-        </w:rPr>
-        <w:t>8: Departamento de Pediatría y Cirugía Infantil, Universidad De La Frontera, Temuco, Chile.</w:t>
-      </w:r>
-    </w:p>
-    <w:p>
-      <w:pPr>
-        <w:spacing w:after="0" w:line="240" w:lineRule="auto"/>
-        <w:jc w:val="both"/>
-        <w:rPr>
-          <w:rFonts w:ascii="Arial" w:hAnsi="Arial" w:cs="Arial"/>
-          <w:color w:val="000000"/>
-        </w:rPr>
-      </w:pPr>
-      <w:r>
-        <w:rPr>
-          <w:rFonts w:ascii="Arial" w:hAnsi="Arial" w:cs="Arial"/>
-          <w:color w:val="000000"/>
-        </w:rPr>
-        <w:t xml:space="preserve">9: </w:t>
-      </w:r>
-      <w:r>
-        <w:rPr>
-          <w:rFonts w:ascii="Arial" w:hAnsi="Arial" w:cs="Arial"/>
-          <w:color w:val="000000"/>
-        </w:rPr>
-        <w:t xml:space="preserve">Programa de </w:t>
-      </w:r>
-      <w:r>
-        <w:rPr>
-          <w:rFonts w:ascii="Arial" w:hAnsi="Arial" w:cs="Arial"/>
-          <w:color w:val="000000"/>
-        </w:rPr>
-        <w:t>Epidemiología</w:t>
-      </w:r>
-      <w:r>
-        <w:rPr>
-          <w:rFonts w:ascii="Arial" w:hAnsi="Arial" w:cs="Arial"/>
-          <w:color w:val="000000"/>
-        </w:rPr>
-        <w:t>, Instituto de Salud Poblacional, Facultad de Medicina, Universidad de Chile, Santiago, Chile</w:t>
-      </w:r>
-      <w:r>
-        <w:rPr>
-          <w:rFonts w:ascii="Arial" w:hAnsi="Arial" w:cs="Arial"/>
-          <w:color w:val="000000"/>
-        </w:rPr>
-        <w:t>.</w:t>
+        <w:t>8</w:t>
       </w:r>
     </w:p>
     <w:p>
@@ -665,88 +180,6 @@
         <w:pStyle w:val="Affiliation"/>
         <w:jc w:val="center"/>
         <w:rPr>
-          <w:rFonts w:ascii="Myriad Pro" w:hAnsi="Myriad Pro"/>
-          <w:sz w:val="22"/>
-          <w:szCs w:val="22"/>
-          <w:lang w:val="es-ES"/>
-        </w:rPr>
-      </w:pPr>
-    </w:p>
-    <w:p>
-      <w:pPr>
-        <w:rPr>
-          <w:rFonts w:ascii="Arial" w:hAnsi="Arial" w:cs="Arial"/>
-          <w:b/>
-          <w:lang w:val="en-US"/>
-        </w:rPr>
-      </w:pPr>
-      <w:r>
-        <w:rPr>
-          <w:rFonts w:ascii="Arial" w:hAnsi="Arial" w:cs="Arial"/>
-          <w:b/>
-          <w:lang w:val="en-US"/>
-        </w:rPr>
-        <w:t xml:space="preserve">Contents of this file </w:t>
-      </w:r>
-    </w:p>
-    <w:p>
-      <w:pPr>
-        <w:ind w:left="720"/>
-        <w:rPr>
-          <w:rFonts w:ascii="Arial" w:hAnsi="Arial" w:cs="Arial"/>
-          <w:lang w:val="en-US"/>
-        </w:rPr>
-      </w:pPr>
-      <w:r>
-        <w:rPr>
-          <w:rFonts w:ascii="Arial" w:hAnsi="Arial" w:cs="Arial"/>
-          <w:lang w:val="en-US"/>
-        </w:rPr>
-        <w:t xml:space="preserve">Tables S1 </w:t>
-      </w:r>
-      <w:r>
-        <w:rPr>
-          <w:rFonts w:ascii="Arial" w:hAnsi="Arial" w:cs="Arial"/>
-          <w:lang w:val="en-US"/>
-        </w:rPr>
-        <w:t>to S2</w:t>
-      </w:r>
-    </w:p>
-    <w:p>
-      <w:pPr>
-        <w:ind w:left="720"/>
-        <w:rPr>
-          <w:rFonts w:ascii="Arial" w:hAnsi="Arial" w:cs="Arial"/>
-          <w:lang w:val="en-US"/>
-        </w:rPr>
-      </w:pPr>
-      <w:r>
-        <w:rPr>
-          <w:rFonts w:ascii="Arial" w:hAnsi="Arial" w:cs="Arial"/>
-          <w:lang w:val="en-US"/>
-        </w:rPr>
-        <w:t xml:space="preserve">Figures S1 to </w:t>
-      </w:r>
-      <w:r>
-        <w:rPr>
-          <w:rFonts w:ascii="Arial" w:hAnsi="Arial" w:cs="Arial"/>
-          <w:lang w:val="en-US"/>
-        </w:rPr>
-        <w:t>S</w:t>
-      </w:r>
-      <w:r>
-        <w:rPr>
-          <w:rFonts w:ascii="Arial" w:hAnsi="Arial" w:cs="Arial"/>
-          <w:lang w:val="en-US"/>
-        </w:rPr>
-        <w:t>8</w:t>
-      </w:r>
-    </w:p>
-    <w:p>
-      <w:pPr>
-        <w:pStyle w:val="Affiliation"/>
-        <w:jc w:val="center"/>
-        <w:rPr>
           <w:rFonts w:ascii="Arial" w:hAnsi="Arial" w:cs="Arial"/>
           <w:sz w:val="22"/>
           <w:szCs w:val="22"/>
@@ -818,6 +251,242 @@
         <w:rPr>
           <w:rFonts w:ascii="Arial" w:hAnsi="Arial" w:cs="Arial"/>
           <w:lang w:val="en-US"/>
+        </w:rPr>
+        <w:t>.</w:t>
+      </w:r>
+      <w:r>
+        <w:rPr>
+          <w:rFonts w:ascii="Arial" w:hAnsi="Arial" w:cs="Arial"/>
+          <w:lang w:val="en-US"/>
+        </w:rPr>
+        <w:t xml:space="preserve"> </w:t>
+      </w:r>
+      <w:r>
+        <w:rPr>
+          <w:rFonts w:ascii="Arial" w:hAnsi="Arial" w:cs="Arial"/>
+        </w:rPr>
+        <w:t xml:space="preserve">Model </w:t>
+      </w:r>
+      <w:proofErr w:type="spellStart"/>
+      <w:r>
+        <w:rPr>
+          <w:rFonts w:ascii="Arial" w:hAnsi="Arial" w:cs="Arial"/>
+        </w:rPr>
+        <w:t>fit</w:t>
+      </w:r>
+      <w:proofErr w:type="spellEnd"/>
+      <w:r>
+        <w:rPr>
+          <w:rFonts w:ascii="Arial" w:hAnsi="Arial" w:cs="Arial"/>
+        </w:rPr>
+        <w:t xml:space="preserve"> </w:t>
+      </w:r>
+      <w:proofErr w:type="spellStart"/>
+      <w:r>
+        <w:rPr>
+          <w:rFonts w:ascii="Arial" w:hAnsi="Arial" w:cs="Arial"/>
+        </w:rPr>
+        <w:t>statistics</w:t>
+      </w:r>
+      <w:proofErr w:type="spellEnd"/>
+      <w:r>
+        <w:rPr>
+          <w:rFonts w:ascii="Arial" w:hAnsi="Arial" w:cs="Arial"/>
+        </w:rPr>
+        <w:t xml:space="preserve"> </w:t>
+      </w:r>
+      <w:proofErr w:type="spellStart"/>
+      <w:r>
+        <w:rPr>
+          <w:rFonts w:ascii="Arial" w:hAnsi="Arial" w:cs="Arial"/>
+        </w:rPr>
+        <w:t>distributed</w:t>
+      </w:r>
+      <w:proofErr w:type="spellEnd"/>
+      <w:r>
+        <w:rPr>
+          <w:rFonts w:ascii="Arial" w:hAnsi="Arial" w:cs="Arial"/>
+        </w:rPr>
+        <w:t xml:space="preserve"> </w:t>
+      </w:r>
+      <w:proofErr w:type="spellStart"/>
+      <w:r>
+        <w:rPr>
+          <w:rFonts w:ascii="Arial" w:hAnsi="Arial" w:cs="Arial"/>
+        </w:rPr>
+        <w:t>lag</w:t>
+      </w:r>
+      <w:proofErr w:type="spellEnd"/>
+      <w:r>
+        <w:rPr>
+          <w:rFonts w:ascii="Arial" w:hAnsi="Arial" w:cs="Arial"/>
+        </w:rPr>
+        <w:t xml:space="preserve"> </w:t>
+      </w:r>
+      <w:proofErr w:type="spellStart"/>
+      <w:r>
+        <w:rPr>
+          <w:rFonts w:ascii="Arial" w:hAnsi="Arial" w:cs="Arial"/>
+        </w:rPr>
+        <w:t>models</w:t>
+      </w:r>
+      <w:proofErr w:type="spellEnd"/>
+      <w:r>
+        <w:rPr>
+          <w:rFonts w:ascii="Arial" w:hAnsi="Arial" w:cs="Arial"/>
+        </w:rPr>
+        <w:t xml:space="preserve"> </w:t>
+      </w:r>
+      <w:proofErr w:type="spellStart"/>
+      <w:r>
+        <w:rPr>
+          <w:rFonts w:ascii="Arial" w:hAnsi="Arial" w:cs="Arial"/>
+        </w:rPr>
+        <w:t>of</w:t>
+      </w:r>
+      <w:proofErr w:type="spellEnd"/>
+      <w:r>
+        <w:rPr>
+          <w:rFonts w:ascii="Arial" w:hAnsi="Arial" w:cs="Arial"/>
+        </w:rPr>
+        <w:t xml:space="preserve"> </w:t>
+      </w:r>
+      <w:proofErr w:type="spellStart"/>
+      <w:r>
+        <w:rPr>
+          <w:rFonts w:ascii="Arial" w:hAnsi="Arial" w:cs="Arial"/>
+        </w:rPr>
+        <w:t>exposure</w:t>
+      </w:r>
+      <w:proofErr w:type="spellEnd"/>
+      <w:r>
+        <w:rPr>
+          <w:rFonts w:ascii="Arial" w:hAnsi="Arial" w:cs="Arial"/>
+        </w:rPr>
+        <w:t xml:space="preserve"> </w:t>
+      </w:r>
+      <w:proofErr w:type="spellStart"/>
+      <w:r>
+        <w:rPr>
+          <w:rFonts w:ascii="Arial" w:hAnsi="Arial" w:cs="Arial"/>
+        </w:rPr>
+        <w:t>to</w:t>
+      </w:r>
+      <w:proofErr w:type="spellEnd"/>
+      <w:r>
+        <w:rPr>
+          <w:rFonts w:ascii="Arial" w:hAnsi="Arial" w:cs="Arial"/>
+        </w:rPr>
+        <w:t xml:space="preserve"> air </w:t>
+      </w:r>
+      <w:proofErr w:type="spellStart"/>
+      <w:r>
+        <w:rPr>
+          <w:rFonts w:ascii="Arial" w:hAnsi="Arial" w:cs="Arial"/>
+        </w:rPr>
+        <w:t>pollutants</w:t>
+      </w:r>
+      <w:proofErr w:type="spellEnd"/>
+      <w:r>
+        <w:rPr>
+          <w:rFonts w:ascii="Arial" w:hAnsi="Arial" w:cs="Arial"/>
+        </w:rPr>
+        <w:t xml:space="preserve"> in </w:t>
+      </w:r>
+      <w:proofErr w:type="spellStart"/>
+      <w:r>
+        <w:rPr>
+          <w:rFonts w:ascii="Arial" w:hAnsi="Arial" w:cs="Arial"/>
+        </w:rPr>
+        <w:t>each</w:t>
+      </w:r>
+      <w:proofErr w:type="spellEnd"/>
+      <w:r>
+        <w:rPr>
+          <w:rFonts w:ascii="Arial" w:hAnsi="Arial" w:cs="Arial"/>
+        </w:rPr>
+        <w:t xml:space="preserve"> </w:t>
+      </w:r>
+      <w:proofErr w:type="spellStart"/>
+      <w:r>
+        <w:rPr>
+          <w:rFonts w:ascii="Arial" w:hAnsi="Arial" w:cs="Arial"/>
+        </w:rPr>
+        <w:t>week</w:t>
+      </w:r>
+      <w:proofErr w:type="spellEnd"/>
+      <w:r>
+        <w:rPr>
+          <w:rFonts w:ascii="Arial" w:hAnsi="Arial" w:cs="Arial"/>
+        </w:rPr>
+        <w:t xml:space="preserve"> </w:t>
+      </w:r>
+      <w:proofErr w:type="spellStart"/>
+      <w:r>
+        <w:rPr>
+          <w:rFonts w:ascii="Arial" w:hAnsi="Arial" w:cs="Arial"/>
+        </w:rPr>
+        <w:t>of</w:t>
+      </w:r>
+      <w:proofErr w:type="spellEnd"/>
+      <w:r>
+        <w:rPr>
+          <w:rFonts w:ascii="Arial" w:hAnsi="Arial" w:cs="Arial"/>
+        </w:rPr>
+        <w:t xml:space="preserve"> </w:t>
+      </w:r>
+      <w:proofErr w:type="spellStart"/>
+      <w:r>
+        <w:rPr>
+          <w:rFonts w:ascii="Arial" w:hAnsi="Arial" w:cs="Arial"/>
+        </w:rPr>
+        <w:t>gestation</w:t>
+      </w:r>
+      <w:proofErr w:type="spellEnd"/>
+      <w:r>
+        <w:rPr>
+          <w:rFonts w:ascii="Arial" w:hAnsi="Arial" w:cs="Arial"/>
+        </w:rPr>
+        <w:t xml:space="preserve"> and </w:t>
+      </w:r>
+      <w:proofErr w:type="spellStart"/>
+      <w:r>
+        <w:rPr>
+          <w:rFonts w:ascii="Arial" w:hAnsi="Arial" w:cs="Arial"/>
+        </w:rPr>
+        <w:t>risk</w:t>
+      </w:r>
+      <w:proofErr w:type="spellEnd"/>
+      <w:r>
+        <w:rPr>
+          <w:rFonts w:ascii="Arial" w:hAnsi="Arial" w:cs="Arial"/>
+        </w:rPr>
+        <w:t xml:space="preserve"> </w:t>
+      </w:r>
+      <w:proofErr w:type="spellStart"/>
+      <w:r>
+        <w:rPr>
+          <w:rFonts w:ascii="Arial" w:hAnsi="Arial" w:cs="Arial"/>
+        </w:rPr>
+        <w:t>of</w:t>
+      </w:r>
+      <w:proofErr w:type="spellEnd"/>
+      <w:r>
+        <w:rPr>
+          <w:rFonts w:ascii="Arial" w:hAnsi="Arial" w:cs="Arial"/>
+        </w:rPr>
+        <w:t xml:space="preserve"> </w:t>
+      </w:r>
+      <w:r>
+        <w:rPr>
+          <w:rFonts w:ascii="Arial" w:hAnsi="Arial" w:cs="Arial"/>
+          <w:lang w:val="en-US"/>
+        </w:rPr>
+        <w:t>congenital heart disease</w:t>
+      </w:r>
+      <w:r>
+        <w:rPr>
+          <w:rFonts w:ascii="Arial" w:hAnsi="Arial" w:cs="Arial"/>
         </w:rPr>
         <w:t>.</w:t>
       </w:r>
@@ -2442,6 +2111,16 @@
                 <w:szCs w:val="20"/>
                 <w:lang w:eastAsia="es-MX"/>
               </w:rPr>
+              <w:t>W</w:t>
+            </w:r>
+            <w:r>
+              <w:rPr>
+                <w:rFonts w:ascii="Arial" w:hAnsi="Arial" w:cs="Arial"/>
+                <w:color w:val="000000"/>
+                <w:sz w:val="20"/>
+                <w:szCs w:val="20"/>
+                <w:lang w:eastAsia="es-MX"/>
+              </w:rPr>
               <w:t xml:space="preserve">DLM: </w:t>
             </w:r>
             <w:proofErr w:type="spellStart"/>
@@ -2530,6 +2209,28 @@
                 <w:lang w:eastAsia="es-MX"/>
               </w:rPr>
               <w:t>g</w:t>
+            </w:r>
+            <w:proofErr w:type="spellEnd"/>
+            <w:r>
+              <w:rPr>
+                <w:rFonts w:ascii="Arial" w:hAnsi="Arial" w:cs="Arial"/>
+                <w:color w:val="000000"/>
+                <w:sz w:val="20"/>
+                <w:szCs w:val="20"/>
+                <w:lang w:eastAsia="es-MX"/>
+              </w:rPr>
+              <w:t xml:space="preserve"> </w:t>
+            </w:r>
+            <w:proofErr w:type="spellStart"/>
+            <w:r>
+              <w:rPr>
+                <w:rFonts w:ascii="Arial" w:hAnsi="Arial" w:cs="Arial"/>
+                <w:color w:val="000000"/>
+                <w:sz w:val="20"/>
+                <w:szCs w:val="20"/>
+                <w:lang w:eastAsia="es-MX"/>
+              </w:rPr>
+              <w:t>weighted</w:t>
             </w:r>
             <w:proofErr w:type="spellEnd"/>
           </w:p>
@@ -3976,6 +3677,16 @@
                 <w:szCs w:val="20"/>
                 <w:lang w:eastAsia="es-MX"/>
               </w:rPr>
+              <w:t>W</w:t>
+            </w:r>
+            <w:r>
+              <w:rPr>
+                <w:rFonts w:ascii="Arial" w:hAnsi="Arial" w:cs="Arial"/>
+                <w:color w:val="000000"/>
+                <w:sz w:val="20"/>
+                <w:szCs w:val="20"/>
+                <w:lang w:eastAsia="es-MX"/>
+              </w:rPr>
               <w:t xml:space="preserve">DLM: </w:t>
             </w:r>
             <w:proofErr w:type="spellStart"/>
@@ -4054,6 +3765,28 @@
                 <w:lang w:eastAsia="es-MX"/>
               </w:rPr>
               <w:t>lag</w:t>
+            </w:r>
+            <w:proofErr w:type="spellEnd"/>
+            <w:r>
+              <w:rPr>
+                <w:rFonts w:ascii="Arial" w:hAnsi="Arial" w:cs="Arial"/>
+                <w:color w:val="000000"/>
+                <w:sz w:val="20"/>
+                <w:szCs w:val="20"/>
+                <w:lang w:eastAsia="es-MX"/>
+              </w:rPr>
+              <w:t xml:space="preserve"> </w:t>
+            </w:r>
+            <w:proofErr w:type="spellStart"/>
+            <w:r>
+              <w:rPr>
+                <w:rFonts w:ascii="Arial" w:hAnsi="Arial" w:cs="Arial"/>
+                <w:color w:val="000000"/>
+                <w:sz w:val="20"/>
+                <w:szCs w:val="20"/>
+                <w:lang w:eastAsia="es-MX"/>
+              </w:rPr>
+              <w:t>weighted</w:t>
             </w:r>
             <w:proofErr w:type="spellEnd"/>
           </w:p>
@@ -5462,6 +5195,16 @@
                 <w:szCs w:val="20"/>
                 <w:lang w:eastAsia="es-MX"/>
               </w:rPr>
+              <w:t>W</w:t>
+            </w:r>
+            <w:r>
+              <w:rPr>
+                <w:rFonts w:ascii="Arial" w:hAnsi="Arial" w:cs="Arial"/>
+                <w:color w:val="000000"/>
+                <w:sz w:val="20"/>
+                <w:szCs w:val="20"/>
+                <w:lang w:eastAsia="es-MX"/>
+              </w:rPr>
               <w:t xml:space="preserve">DLM: </w:t>
             </w:r>
             <w:proofErr w:type="spellStart"/>
@@ -5540,6 +5283,28 @@
                 <w:lang w:eastAsia="es-MX"/>
               </w:rPr>
               <w:t>lag</w:t>
+            </w:r>
+            <w:proofErr w:type="spellEnd"/>
+            <w:r>
+              <w:rPr>
+                <w:rFonts w:ascii="Arial" w:hAnsi="Arial" w:cs="Arial"/>
+                <w:color w:val="000000"/>
+                <w:sz w:val="20"/>
+                <w:szCs w:val="20"/>
+                <w:lang w:eastAsia="es-MX"/>
+              </w:rPr>
+              <w:t xml:space="preserve"> </w:t>
+            </w:r>
+            <w:proofErr w:type="spellStart"/>
+            <w:r>
+              <w:rPr>
+                <w:rFonts w:ascii="Arial" w:hAnsi="Arial" w:cs="Arial"/>
+                <w:color w:val="000000"/>
+                <w:sz w:val="20"/>
+                <w:szCs w:val="20"/>
+                <w:lang w:eastAsia="es-MX"/>
+              </w:rPr>
+              <w:t>weighted</w:t>
             </w:r>
             <w:proofErr w:type="spellEnd"/>
           </w:p>
@@ -6986,6 +6751,16 @@
                 <w:szCs w:val="20"/>
                 <w:lang w:eastAsia="es-MX"/>
               </w:rPr>
+              <w:t>W</w:t>
+            </w:r>
+            <w:r>
+              <w:rPr>
+                <w:rFonts w:ascii="Arial" w:hAnsi="Arial" w:cs="Arial"/>
+                <w:color w:val="000000"/>
+                <w:sz w:val="20"/>
+                <w:szCs w:val="20"/>
+                <w:lang w:eastAsia="es-MX"/>
+              </w:rPr>
               <w:t xml:space="preserve">DLM: </w:t>
             </w:r>
             <w:proofErr w:type="spellStart"/>
@@ -7064,6 +6839,28 @@
                 <w:lang w:eastAsia="es-MX"/>
               </w:rPr>
               <w:t>lag</w:t>
+            </w:r>
+            <w:proofErr w:type="spellEnd"/>
+            <w:r>
+              <w:rPr>
+                <w:rFonts w:ascii="Arial" w:hAnsi="Arial" w:cs="Arial"/>
+                <w:color w:val="000000"/>
+                <w:sz w:val="20"/>
+                <w:szCs w:val="20"/>
+                <w:lang w:eastAsia="es-MX"/>
+              </w:rPr>
+              <w:t xml:space="preserve"> </w:t>
+            </w:r>
+            <w:proofErr w:type="spellStart"/>
+            <w:r>
+              <w:rPr>
+                <w:rFonts w:ascii="Arial" w:hAnsi="Arial" w:cs="Arial"/>
+                <w:color w:val="000000"/>
+                <w:sz w:val="20"/>
+                <w:szCs w:val="20"/>
+                <w:lang w:eastAsia="es-MX"/>
+              </w:rPr>
+              <w:t>weighted</w:t>
             </w:r>
             <w:proofErr w:type="spellEnd"/>
           </w:p>
@@ -8476,6 +8273,16 @@
                 <w:szCs w:val="20"/>
                 <w:lang w:eastAsia="es-MX"/>
               </w:rPr>
+              <w:t>W</w:t>
+            </w:r>
+            <w:r>
+              <w:rPr>
+                <w:rFonts w:ascii="Arial" w:hAnsi="Arial" w:cs="Arial"/>
+                <w:color w:val="000000"/>
+                <w:sz w:val="20"/>
+                <w:szCs w:val="20"/>
+                <w:lang w:eastAsia="es-MX"/>
+              </w:rPr>
               <w:t xml:space="preserve">DLM: </w:t>
             </w:r>
             <w:proofErr w:type="spellStart"/>
@@ -8554,6 +8361,28 @@
                 <w:lang w:eastAsia="es-MX"/>
               </w:rPr>
               <w:t>lag</w:t>
+            </w:r>
+            <w:proofErr w:type="spellEnd"/>
+            <w:r>
+              <w:rPr>
+                <w:rFonts w:ascii="Arial" w:hAnsi="Arial" w:cs="Arial"/>
+                <w:color w:val="000000"/>
+                <w:sz w:val="20"/>
+                <w:szCs w:val="20"/>
+                <w:lang w:eastAsia="es-MX"/>
+              </w:rPr>
+              <w:t xml:space="preserve"> </w:t>
+            </w:r>
+            <w:proofErr w:type="spellStart"/>
+            <w:r>
+              <w:rPr>
+                <w:rFonts w:ascii="Arial" w:hAnsi="Arial" w:cs="Arial"/>
+                <w:color w:val="000000"/>
+                <w:sz w:val="20"/>
+                <w:szCs w:val="20"/>
+                <w:lang w:eastAsia="es-MX"/>
+              </w:rPr>
+              <w:t>weighted</w:t>
             </w:r>
             <w:proofErr w:type="spellEnd"/>
           </w:p>
@@ -9974,6 +9803,16 @@
                 <w:szCs w:val="20"/>
                 <w:lang w:eastAsia="es-MX"/>
               </w:rPr>
+              <w:t>W</w:t>
+            </w:r>
+            <w:r>
+              <w:rPr>
+                <w:rFonts w:ascii="Arial" w:hAnsi="Arial" w:cs="Arial"/>
+                <w:color w:val="000000"/>
+                <w:sz w:val="20"/>
+                <w:szCs w:val="20"/>
+                <w:lang w:eastAsia="es-MX"/>
+              </w:rPr>
               <w:t xml:space="preserve">DLM: </w:t>
             </w:r>
             <w:proofErr w:type="spellStart"/>
@@ -10052,6 +9891,28 @@
                 <w:lang w:eastAsia="es-MX"/>
               </w:rPr>
               <w:t>lag</w:t>
+            </w:r>
+            <w:proofErr w:type="spellEnd"/>
+            <w:r>
+              <w:rPr>
+                <w:rFonts w:ascii="Arial" w:hAnsi="Arial" w:cs="Arial"/>
+                <w:color w:val="000000"/>
+                <w:sz w:val="20"/>
+                <w:szCs w:val="20"/>
+                <w:lang w:eastAsia="es-MX"/>
+              </w:rPr>
+              <w:t xml:space="preserve"> </w:t>
+            </w:r>
+            <w:proofErr w:type="spellStart"/>
+            <w:r>
+              <w:rPr>
+                <w:rFonts w:ascii="Arial" w:hAnsi="Arial" w:cs="Arial"/>
+                <w:color w:val="000000"/>
+                <w:sz w:val="20"/>
+                <w:szCs w:val="20"/>
+                <w:lang w:eastAsia="es-MX"/>
+              </w:rPr>
+              <w:t>weighted</w:t>
             </w:r>
             <w:proofErr w:type="spellEnd"/>
           </w:p>
@@ -10141,13 +10002,342 @@
     <w:p>
       <w:pPr>
         <w:spacing w:after="160" w:line="278" w:lineRule="auto"/>
-        <w:rPr>
-          <w:rFonts w:ascii="Arial" w:hAnsi="Arial" w:cs="Arial"/>
-          <w:b/>
-          <w:bCs/>
+        <w:jc w:val="both"/>
+        <w:rPr>
+          <w:rFonts w:ascii="Arial" w:hAnsi="Arial" w:cs="Arial"/>
+          <w:sz w:val="20"/>
+          <w:szCs w:val="20"/>
           <w:lang w:val="en-US"/>
         </w:rPr>
       </w:pPr>
+      <w:r>
+        <w:rPr>
+          <w:rFonts w:ascii="Arial" w:hAnsi="Arial" w:cs="Arial"/>
+          <w:sz w:val="20"/>
+          <w:szCs w:val="20"/>
+        </w:rPr>
+        <w:t xml:space="preserve">Lower AIC and BIC </w:t>
+      </w:r>
+      <w:proofErr w:type="spellStart"/>
+      <w:r>
+        <w:rPr>
+          <w:rFonts w:ascii="Arial" w:hAnsi="Arial" w:cs="Arial"/>
+          <w:sz w:val="20"/>
+          <w:szCs w:val="20"/>
+        </w:rPr>
+        <w:t>indicate</w:t>
+      </w:r>
+      <w:proofErr w:type="spellEnd"/>
+      <w:r>
+        <w:rPr>
+          <w:rFonts w:ascii="Arial" w:hAnsi="Arial" w:cs="Arial"/>
+          <w:sz w:val="20"/>
+          <w:szCs w:val="20"/>
+        </w:rPr>
+        <w:t xml:space="preserve"> </w:t>
+      </w:r>
+      <w:proofErr w:type="spellStart"/>
+      <w:r>
+        <w:rPr>
+          <w:rFonts w:ascii="Arial" w:hAnsi="Arial" w:cs="Arial"/>
+          <w:sz w:val="20"/>
+          <w:szCs w:val="20"/>
+        </w:rPr>
+        <w:t>better</w:t>
+      </w:r>
+      <w:proofErr w:type="spellEnd"/>
+      <w:r>
+        <w:rPr>
+          <w:rFonts w:ascii="Arial" w:hAnsi="Arial" w:cs="Arial"/>
+          <w:sz w:val="20"/>
+          <w:szCs w:val="20"/>
+        </w:rPr>
+        <w:t xml:space="preserve"> </w:t>
+      </w:r>
+      <w:proofErr w:type="spellStart"/>
+      <w:r>
+        <w:rPr>
+          <w:rFonts w:ascii="Arial" w:hAnsi="Arial" w:cs="Arial"/>
+          <w:sz w:val="20"/>
+          <w:szCs w:val="20"/>
+        </w:rPr>
+        <w:t>fit</w:t>
+      </w:r>
+      <w:proofErr w:type="spellEnd"/>
+      <w:r>
+        <w:rPr>
+          <w:rFonts w:ascii="Arial" w:hAnsi="Arial" w:cs="Arial"/>
+          <w:sz w:val="20"/>
+          <w:szCs w:val="20"/>
+        </w:rPr>
+        <w:t xml:space="preserve"> (</w:t>
+      </w:r>
+      <w:r>
+        <w:rPr>
+          <w:rFonts w:ascii="Arial" w:hAnsi="Arial" w:cs="Arial"/>
+          <w:sz w:val="20"/>
+          <w:szCs w:val="20"/>
+        </w:rPr>
+        <w:t xml:space="preserve">in </w:t>
+      </w:r>
+      <w:proofErr w:type="spellStart"/>
+      <w:r>
+        <w:rPr>
+          <w:rFonts w:ascii="Arial" w:hAnsi="Arial" w:cs="Arial"/>
+          <w:sz w:val="20"/>
+          <w:szCs w:val="20"/>
+        </w:rPr>
+        <w:t>bold</w:t>
+      </w:r>
+      <w:proofErr w:type="spellEnd"/>
+      <w:r>
+        <w:rPr>
+          <w:rFonts w:ascii="Arial" w:hAnsi="Arial" w:cs="Arial"/>
+          <w:sz w:val="20"/>
+          <w:szCs w:val="20"/>
+        </w:rPr>
+        <w:t>)</w:t>
+      </w:r>
+      <w:r>
+        <w:rPr>
+          <w:rFonts w:ascii="Arial" w:hAnsi="Arial" w:cs="Arial"/>
+          <w:sz w:val="20"/>
+          <w:szCs w:val="20"/>
+        </w:rPr>
+        <w:t>.</w:t>
+      </w:r>
+      <w:r>
+        <w:rPr>
+          <w:rFonts w:ascii="Arial" w:hAnsi="Arial" w:cs="Arial"/>
+          <w:sz w:val="20"/>
+          <w:szCs w:val="20"/>
+        </w:rPr>
+        <w:t xml:space="preserve"> </w:t>
+      </w:r>
+      <w:proofErr w:type="spellStart"/>
+      <w:r>
+        <w:rPr>
+          <w:rFonts w:ascii="Arial" w:hAnsi="Arial" w:cs="Arial"/>
+          <w:sz w:val="20"/>
+          <w:szCs w:val="20"/>
+        </w:rPr>
+        <w:t>All</w:t>
+      </w:r>
+      <w:proofErr w:type="spellEnd"/>
+      <w:r>
+        <w:rPr>
+          <w:rFonts w:ascii="Arial" w:hAnsi="Arial" w:cs="Arial"/>
+          <w:sz w:val="20"/>
+          <w:szCs w:val="20"/>
+        </w:rPr>
+        <w:t xml:space="preserve"> </w:t>
+      </w:r>
+      <w:proofErr w:type="spellStart"/>
+      <w:r>
+        <w:rPr>
+          <w:rFonts w:ascii="Arial" w:hAnsi="Arial" w:cs="Arial"/>
+          <w:sz w:val="20"/>
+          <w:szCs w:val="20"/>
+        </w:rPr>
+        <w:t>m</w:t>
+      </w:r>
+      <w:r>
+        <w:rPr>
+          <w:rFonts w:ascii="Arial" w:hAnsi="Arial" w:cs="Arial"/>
+          <w:sz w:val="20"/>
+          <w:szCs w:val="20"/>
+        </w:rPr>
+        <w:t>odels</w:t>
+      </w:r>
+      <w:proofErr w:type="spellEnd"/>
+      <w:r>
+        <w:rPr>
+          <w:rFonts w:ascii="Arial" w:hAnsi="Arial" w:cs="Arial"/>
+          <w:sz w:val="20"/>
+          <w:szCs w:val="20"/>
+        </w:rPr>
+        <w:t xml:space="preserve"> a</w:t>
+      </w:r>
+      <w:proofErr w:type="spellStart"/>
+      <w:r>
+        <w:rPr>
+          <w:rFonts w:ascii="Arial" w:hAnsi="Arial" w:cs="Arial"/>
+          <w:sz w:val="20"/>
+          <w:szCs w:val="20"/>
+        </w:rPr>
+        <w:t>djusted</w:t>
+      </w:r>
+      <w:proofErr w:type="spellEnd"/>
+      <w:r>
+        <w:rPr>
+          <w:rFonts w:ascii="Arial" w:hAnsi="Arial" w:cs="Arial"/>
+          <w:sz w:val="20"/>
+          <w:szCs w:val="20"/>
+        </w:rPr>
+        <w:t xml:space="preserve"> </w:t>
+      </w:r>
+      <w:proofErr w:type="spellStart"/>
+      <w:r>
+        <w:rPr>
+          <w:rFonts w:ascii="Arial" w:hAnsi="Arial" w:cs="Arial"/>
+          <w:sz w:val="20"/>
+          <w:szCs w:val="20"/>
+        </w:rPr>
+        <w:t>for</w:t>
+      </w:r>
+      <w:proofErr w:type="spellEnd"/>
+      <w:r>
+        <w:rPr>
+          <w:rFonts w:ascii="Arial" w:hAnsi="Arial" w:cs="Arial"/>
+          <w:sz w:val="20"/>
+          <w:szCs w:val="20"/>
+        </w:rPr>
+        <w:t xml:space="preserve"> maternal </w:t>
+      </w:r>
+      <w:proofErr w:type="spellStart"/>
+      <w:r>
+        <w:rPr>
+          <w:rFonts w:ascii="Arial" w:hAnsi="Arial" w:cs="Arial"/>
+          <w:sz w:val="20"/>
+          <w:szCs w:val="20"/>
+        </w:rPr>
+        <w:t>age</w:t>
+      </w:r>
+      <w:proofErr w:type="spellEnd"/>
+      <w:r>
+        <w:rPr>
+          <w:rFonts w:ascii="Arial" w:hAnsi="Arial" w:cs="Arial"/>
+          <w:sz w:val="20"/>
+          <w:szCs w:val="20"/>
+        </w:rPr>
+        <w:t xml:space="preserve">, </w:t>
+      </w:r>
+      <w:proofErr w:type="spellStart"/>
+      <w:r>
+        <w:rPr>
+          <w:rFonts w:ascii="Arial" w:hAnsi="Arial" w:cs="Arial"/>
+          <w:sz w:val="20"/>
+          <w:szCs w:val="20"/>
+        </w:rPr>
+        <w:t>infant</w:t>
+      </w:r>
+      <w:proofErr w:type="spellEnd"/>
+      <w:r>
+        <w:rPr>
+          <w:rFonts w:ascii="Arial" w:hAnsi="Arial" w:cs="Arial"/>
+          <w:sz w:val="20"/>
+          <w:szCs w:val="20"/>
+        </w:rPr>
+        <w:t xml:space="preserve"> sex, </w:t>
+      </w:r>
+      <w:proofErr w:type="spellStart"/>
+      <w:r>
+        <w:rPr>
+          <w:rFonts w:ascii="Arial" w:hAnsi="Arial" w:cs="Arial"/>
+          <w:sz w:val="20"/>
+          <w:szCs w:val="20"/>
+        </w:rPr>
+        <w:t>year</w:t>
+      </w:r>
+      <w:proofErr w:type="spellEnd"/>
+      <w:r>
+        <w:rPr>
+          <w:rFonts w:ascii="Arial" w:hAnsi="Arial" w:cs="Arial"/>
+          <w:sz w:val="20"/>
+          <w:szCs w:val="20"/>
+        </w:rPr>
+        <w:t xml:space="preserve"> </w:t>
+      </w:r>
+      <w:proofErr w:type="spellStart"/>
+      <w:r>
+        <w:rPr>
+          <w:rFonts w:ascii="Arial" w:hAnsi="Arial" w:cs="Arial"/>
+          <w:sz w:val="20"/>
+          <w:szCs w:val="20"/>
+        </w:rPr>
+        <w:t>of</w:t>
+      </w:r>
+      <w:proofErr w:type="spellEnd"/>
+      <w:r>
+        <w:rPr>
+          <w:rFonts w:ascii="Arial" w:hAnsi="Arial" w:cs="Arial"/>
+          <w:sz w:val="20"/>
+          <w:szCs w:val="20"/>
+        </w:rPr>
+        <w:t xml:space="preserve"> </w:t>
+      </w:r>
+      <w:proofErr w:type="spellStart"/>
+      <w:r>
+        <w:rPr>
+          <w:rFonts w:ascii="Arial" w:hAnsi="Arial" w:cs="Arial"/>
+          <w:sz w:val="20"/>
+          <w:szCs w:val="20"/>
+        </w:rPr>
+        <w:t>birth</w:t>
+      </w:r>
+      <w:proofErr w:type="spellEnd"/>
+      <w:r>
+        <w:rPr>
+          <w:rFonts w:ascii="Arial" w:hAnsi="Arial" w:cs="Arial"/>
+          <w:sz w:val="20"/>
+          <w:szCs w:val="20"/>
+        </w:rPr>
+        <w:t xml:space="preserve">, and </w:t>
+      </w:r>
+      <w:proofErr w:type="spellStart"/>
+      <w:r>
+        <w:rPr>
+          <w:rFonts w:ascii="Arial" w:hAnsi="Arial" w:cs="Arial"/>
+          <w:sz w:val="20"/>
+          <w:szCs w:val="20"/>
+        </w:rPr>
+        <w:t>season</w:t>
+      </w:r>
+      <w:proofErr w:type="spellEnd"/>
+      <w:r>
+        <w:rPr>
+          <w:rFonts w:ascii="Arial" w:hAnsi="Arial" w:cs="Arial"/>
+          <w:sz w:val="20"/>
+          <w:szCs w:val="20"/>
+        </w:rPr>
+        <w:t xml:space="preserve"> </w:t>
+      </w:r>
+      <w:proofErr w:type="spellStart"/>
+      <w:r>
+        <w:rPr>
+          <w:rFonts w:ascii="Arial" w:hAnsi="Arial" w:cs="Arial"/>
+          <w:sz w:val="20"/>
+          <w:szCs w:val="20"/>
+        </w:rPr>
+        <w:t>of</w:t>
+      </w:r>
+      <w:proofErr w:type="spellEnd"/>
+      <w:r>
+        <w:rPr>
+          <w:rFonts w:ascii="Arial" w:hAnsi="Arial" w:cs="Arial"/>
+          <w:sz w:val="20"/>
+          <w:szCs w:val="20"/>
+        </w:rPr>
+        <w:t xml:space="preserve"> </w:t>
+      </w:r>
+      <w:proofErr w:type="spellStart"/>
+      <w:r>
+        <w:rPr>
+          <w:rFonts w:ascii="Arial" w:hAnsi="Arial" w:cs="Arial"/>
+          <w:sz w:val="20"/>
+          <w:szCs w:val="20"/>
+        </w:rPr>
+        <w:t>conception</w:t>
+      </w:r>
+      <w:proofErr w:type="spellEnd"/>
+      <w:r>
+        <w:rPr>
+          <w:rFonts w:ascii="Arial" w:hAnsi="Arial" w:cs="Arial"/>
+          <w:sz w:val="20"/>
+          <w:szCs w:val="20"/>
+        </w:rPr>
+        <w:t>.</w:t>
+      </w:r>
     </w:p>
     <w:p>
       <w:pPr>
@@ -10174,20 +10364,267 @@
         <w:spacing w:after="160" w:line="278" w:lineRule="auto"/>
         <w:rPr>
           <w:rFonts w:ascii="Arial" w:hAnsi="Arial" w:cs="Arial"/>
-          <w:b/>
-          <w:bCs/>
           <w:lang w:val="en-US"/>
         </w:rPr>
       </w:pPr>
       <w:r>
         <w:rPr>
           <w:rFonts w:ascii="Arial" w:hAnsi="Arial" w:cs="Arial"/>
-          <w:b/>
-          <w:bCs/>
           <w:lang w:val="en-US"/>
         </w:rPr>
         <w:lastRenderedPageBreak/>
         <w:t>S2</w:t>
+      </w:r>
+      <w:r>
+        <w:rPr>
+          <w:rFonts w:ascii="Arial" w:hAnsi="Arial" w:cs="Arial"/>
+          <w:lang w:val="en-US"/>
+        </w:rPr>
+        <w:t xml:space="preserve">. </w:t>
+      </w:r>
+      <w:r>
+        <w:rPr>
+          <w:rFonts w:ascii="Arial" w:hAnsi="Arial" w:cs="Arial"/>
+        </w:rPr>
+        <w:t xml:space="preserve">Model </w:t>
+      </w:r>
+      <w:proofErr w:type="spellStart"/>
+      <w:r>
+        <w:rPr>
+          <w:rFonts w:ascii="Arial" w:hAnsi="Arial" w:cs="Arial"/>
+        </w:rPr>
+        <w:t>fit</w:t>
+      </w:r>
+      <w:proofErr w:type="spellEnd"/>
+      <w:r>
+        <w:rPr>
+          <w:rFonts w:ascii="Arial" w:hAnsi="Arial" w:cs="Arial"/>
+        </w:rPr>
+        <w:t xml:space="preserve"> </w:t>
+      </w:r>
+      <w:proofErr w:type="spellStart"/>
+      <w:r>
+        <w:rPr>
+          <w:rFonts w:ascii="Arial" w:hAnsi="Arial" w:cs="Arial"/>
+        </w:rPr>
+        <w:t>statistics</w:t>
+      </w:r>
+      <w:proofErr w:type="spellEnd"/>
+      <w:r>
+        <w:rPr>
+          <w:rFonts w:ascii="Arial" w:hAnsi="Arial" w:cs="Arial"/>
+        </w:rPr>
+        <w:t xml:space="preserve"> </w:t>
+      </w:r>
+      <w:proofErr w:type="spellStart"/>
+      <w:r>
+        <w:rPr>
+          <w:rFonts w:ascii="Arial" w:hAnsi="Arial" w:cs="Arial"/>
+        </w:rPr>
+        <w:t>distributed</w:t>
+      </w:r>
+      <w:proofErr w:type="spellEnd"/>
+      <w:r>
+        <w:rPr>
+          <w:rFonts w:ascii="Arial" w:hAnsi="Arial" w:cs="Arial"/>
+        </w:rPr>
+        <w:t xml:space="preserve"> </w:t>
+      </w:r>
+      <w:proofErr w:type="spellStart"/>
+      <w:r>
+        <w:rPr>
+          <w:rFonts w:ascii="Arial" w:hAnsi="Arial" w:cs="Arial"/>
+        </w:rPr>
+        <w:t>lag</w:t>
+      </w:r>
+      <w:proofErr w:type="spellEnd"/>
+      <w:r>
+        <w:rPr>
+          <w:rFonts w:ascii="Arial" w:hAnsi="Arial" w:cs="Arial"/>
+        </w:rPr>
+        <w:t xml:space="preserve"> </w:t>
+      </w:r>
+      <w:proofErr w:type="spellStart"/>
+      <w:r>
+        <w:rPr>
+          <w:rFonts w:ascii="Arial" w:hAnsi="Arial" w:cs="Arial"/>
+        </w:rPr>
+        <w:t>models</w:t>
+      </w:r>
+      <w:proofErr w:type="spellEnd"/>
+      <w:r>
+        <w:rPr>
+          <w:rFonts w:ascii="Arial" w:hAnsi="Arial" w:cs="Arial"/>
+        </w:rPr>
+        <w:t xml:space="preserve"> </w:t>
+      </w:r>
+      <w:proofErr w:type="spellStart"/>
+      <w:r>
+        <w:rPr>
+          <w:rFonts w:ascii="Arial" w:hAnsi="Arial" w:cs="Arial"/>
+        </w:rPr>
+        <w:t>of</w:t>
+      </w:r>
+      <w:proofErr w:type="spellEnd"/>
+      <w:r>
+        <w:rPr>
+          <w:rFonts w:ascii="Arial" w:hAnsi="Arial" w:cs="Arial"/>
+        </w:rPr>
+        <w:t xml:space="preserve"> </w:t>
+      </w:r>
+      <w:proofErr w:type="spellStart"/>
+      <w:r>
+        <w:rPr>
+          <w:rFonts w:ascii="Arial" w:hAnsi="Arial" w:cs="Arial"/>
+        </w:rPr>
+        <w:t>exposure</w:t>
+      </w:r>
+      <w:proofErr w:type="spellEnd"/>
+      <w:r>
+        <w:rPr>
+          <w:rFonts w:ascii="Arial" w:hAnsi="Arial" w:cs="Arial"/>
+        </w:rPr>
+        <w:t xml:space="preserve"> </w:t>
+      </w:r>
+      <w:proofErr w:type="spellStart"/>
+      <w:r>
+        <w:rPr>
+          <w:rFonts w:ascii="Arial" w:hAnsi="Arial" w:cs="Arial"/>
+        </w:rPr>
+        <w:t>to</w:t>
+      </w:r>
+      <w:proofErr w:type="spellEnd"/>
+      <w:r>
+        <w:rPr>
+          <w:rFonts w:ascii="Arial" w:hAnsi="Arial" w:cs="Arial"/>
+        </w:rPr>
+        <w:t xml:space="preserve"> air </w:t>
+      </w:r>
+      <w:proofErr w:type="spellStart"/>
+      <w:r>
+        <w:rPr>
+          <w:rFonts w:ascii="Arial" w:hAnsi="Arial" w:cs="Arial"/>
+        </w:rPr>
+        <w:t>pollutants</w:t>
+      </w:r>
+      <w:proofErr w:type="spellEnd"/>
+      <w:r>
+        <w:rPr>
+          <w:rFonts w:ascii="Arial" w:hAnsi="Arial" w:cs="Arial"/>
+        </w:rPr>
+        <w:t xml:space="preserve"> in </w:t>
+      </w:r>
+      <w:proofErr w:type="spellStart"/>
+      <w:r>
+        <w:rPr>
+          <w:rFonts w:ascii="Arial" w:hAnsi="Arial" w:cs="Arial"/>
+        </w:rPr>
+        <w:t>each</w:t>
+      </w:r>
+      <w:proofErr w:type="spellEnd"/>
+      <w:r>
+        <w:rPr>
+          <w:rFonts w:ascii="Arial" w:hAnsi="Arial" w:cs="Arial"/>
+        </w:rPr>
+        <w:t xml:space="preserve"> </w:t>
+      </w:r>
+      <w:proofErr w:type="spellStart"/>
+      <w:r>
+        <w:rPr>
+          <w:rFonts w:ascii="Arial" w:hAnsi="Arial" w:cs="Arial"/>
+        </w:rPr>
+        <w:t>week</w:t>
+      </w:r>
+      <w:proofErr w:type="spellEnd"/>
+      <w:r>
+        <w:rPr>
+          <w:rFonts w:ascii="Arial" w:hAnsi="Arial" w:cs="Arial"/>
+        </w:rPr>
+        <w:t xml:space="preserve"> </w:t>
+      </w:r>
+      <w:proofErr w:type="spellStart"/>
+      <w:r>
+        <w:rPr>
+          <w:rFonts w:ascii="Arial" w:hAnsi="Arial" w:cs="Arial"/>
+        </w:rPr>
+        <w:t>of</w:t>
+      </w:r>
+      <w:proofErr w:type="spellEnd"/>
+      <w:r>
+        <w:rPr>
+          <w:rFonts w:ascii="Arial" w:hAnsi="Arial" w:cs="Arial"/>
+        </w:rPr>
+        <w:t xml:space="preserve"> </w:t>
+      </w:r>
+      <w:proofErr w:type="spellStart"/>
+      <w:r>
+        <w:rPr>
+          <w:rFonts w:ascii="Arial" w:hAnsi="Arial" w:cs="Arial"/>
+        </w:rPr>
+        <w:t>gestation</w:t>
+      </w:r>
+      <w:proofErr w:type="spellEnd"/>
+      <w:r>
+        <w:rPr>
+          <w:rFonts w:ascii="Arial" w:hAnsi="Arial" w:cs="Arial"/>
+        </w:rPr>
+        <w:t xml:space="preserve"> and </w:t>
+      </w:r>
+      <w:proofErr w:type="spellStart"/>
+      <w:r>
+        <w:rPr>
+          <w:rFonts w:ascii="Arial" w:hAnsi="Arial" w:cs="Arial"/>
+        </w:rPr>
+        <w:t>risk</w:t>
+      </w:r>
+      <w:proofErr w:type="spellEnd"/>
+      <w:r>
+        <w:rPr>
+          <w:rFonts w:ascii="Arial" w:hAnsi="Arial" w:cs="Arial"/>
+        </w:rPr>
+        <w:t xml:space="preserve"> </w:t>
+      </w:r>
+      <w:proofErr w:type="spellStart"/>
+      <w:r>
+        <w:rPr>
+          <w:rFonts w:ascii="Arial" w:hAnsi="Arial" w:cs="Arial"/>
+        </w:rPr>
+        <w:t>of</w:t>
+      </w:r>
+      <w:proofErr w:type="spellEnd"/>
+      <w:r>
+        <w:rPr>
+          <w:rFonts w:ascii="Arial" w:hAnsi="Arial" w:cs="Arial"/>
+        </w:rPr>
+        <w:t xml:space="preserve"> </w:t>
+      </w:r>
+      <w:proofErr w:type="spellStart"/>
+      <w:r>
+        <w:rPr>
+          <w:rFonts w:ascii="Arial" w:hAnsi="Arial" w:cs="Arial"/>
+        </w:rPr>
+        <w:t>congenital</w:t>
+      </w:r>
+      <w:proofErr w:type="spellEnd"/>
+      <w:r>
+        <w:rPr>
+          <w:rFonts w:ascii="Arial" w:hAnsi="Arial" w:cs="Arial"/>
+        </w:rPr>
+        <w:t xml:space="preserve"> </w:t>
+      </w:r>
+      <w:proofErr w:type="spellStart"/>
+      <w:r>
+        <w:rPr>
+          <w:rFonts w:ascii="Arial" w:hAnsi="Arial" w:cs="Arial"/>
+        </w:rPr>
+        <w:t>malformations</w:t>
+      </w:r>
+      <w:proofErr w:type="spellEnd"/>
+      <w:r>
+        <w:rPr>
+          <w:rFonts w:ascii="Arial" w:hAnsi="Arial" w:cs="Arial"/>
+        </w:rPr>
+        <w:t>.</w:t>
       </w:r>
     </w:p>
     <w:tbl>
@@ -11798,6 +12235,16 @@
                 <w:szCs w:val="20"/>
                 <w:lang w:eastAsia="es-MX"/>
               </w:rPr>
+              <w:t>W</w:t>
+            </w:r>
+            <w:r>
+              <w:rPr>
+                <w:rFonts w:ascii="Arial" w:hAnsi="Arial" w:cs="Arial"/>
+                <w:color w:val="000000"/>
+                <w:sz w:val="20"/>
+                <w:szCs w:val="20"/>
+                <w:lang w:eastAsia="es-MX"/>
+              </w:rPr>
               <w:t xml:space="preserve">DLM: </w:t>
             </w:r>
             <w:proofErr w:type="spellStart"/>
@@ -11876,6 +12323,28 @@
                 <w:lang w:eastAsia="es-MX"/>
               </w:rPr>
               <w:t>lag</w:t>
+            </w:r>
+            <w:proofErr w:type="spellEnd"/>
+            <w:r>
+              <w:rPr>
+                <w:rFonts w:ascii="Arial" w:hAnsi="Arial" w:cs="Arial"/>
+                <w:color w:val="000000"/>
+                <w:sz w:val="20"/>
+                <w:szCs w:val="20"/>
+                <w:lang w:eastAsia="es-MX"/>
+              </w:rPr>
+              <w:t xml:space="preserve"> </w:t>
+            </w:r>
+            <w:proofErr w:type="spellStart"/>
+            <w:r>
+              <w:rPr>
+                <w:rFonts w:ascii="Arial" w:hAnsi="Arial" w:cs="Arial"/>
+                <w:color w:val="000000"/>
+                <w:sz w:val="20"/>
+                <w:szCs w:val="20"/>
+                <w:lang w:eastAsia="es-MX"/>
+              </w:rPr>
+              <w:t>weighted</w:t>
             </w:r>
             <w:proofErr w:type="spellEnd"/>
           </w:p>
@@ -13322,6 +13791,16 @@
                 <w:szCs w:val="20"/>
                 <w:lang w:eastAsia="es-MX"/>
               </w:rPr>
+              <w:t>W</w:t>
+            </w:r>
+            <w:r>
+              <w:rPr>
+                <w:rFonts w:ascii="Arial" w:hAnsi="Arial" w:cs="Arial"/>
+                <w:color w:val="000000"/>
+                <w:sz w:val="20"/>
+                <w:szCs w:val="20"/>
+                <w:lang w:eastAsia="es-MX"/>
+              </w:rPr>
               <w:t xml:space="preserve">DLM: </w:t>
             </w:r>
             <w:proofErr w:type="spellStart"/>
@@ -13400,6 +13879,28 @@
                 <w:lang w:eastAsia="es-MX"/>
               </w:rPr>
               <w:t>lag</w:t>
+            </w:r>
+            <w:proofErr w:type="spellEnd"/>
+            <w:r>
+              <w:rPr>
+                <w:rFonts w:ascii="Arial" w:hAnsi="Arial" w:cs="Arial"/>
+                <w:color w:val="000000"/>
+                <w:sz w:val="20"/>
+                <w:szCs w:val="20"/>
+                <w:lang w:eastAsia="es-MX"/>
+              </w:rPr>
+              <w:t xml:space="preserve"> </w:t>
+            </w:r>
+            <w:proofErr w:type="spellStart"/>
+            <w:r>
+              <w:rPr>
+                <w:rFonts w:ascii="Arial" w:hAnsi="Arial" w:cs="Arial"/>
+                <w:color w:val="000000"/>
+                <w:sz w:val="20"/>
+                <w:szCs w:val="20"/>
+                <w:lang w:eastAsia="es-MX"/>
+              </w:rPr>
+              <w:t>weighted</w:t>
             </w:r>
             <w:proofErr w:type="spellEnd"/>
           </w:p>
@@ -14808,6 +15309,16 @@
                 <w:szCs w:val="20"/>
                 <w:lang w:eastAsia="es-MX"/>
               </w:rPr>
+              <w:t>W</w:t>
+            </w:r>
+            <w:r>
+              <w:rPr>
+                <w:rFonts w:ascii="Arial" w:hAnsi="Arial" w:cs="Arial"/>
+                <w:color w:val="000000"/>
+                <w:sz w:val="20"/>
+                <w:szCs w:val="20"/>
+                <w:lang w:eastAsia="es-MX"/>
+              </w:rPr>
               <w:t xml:space="preserve">DLM: </w:t>
             </w:r>
             <w:proofErr w:type="spellStart"/>
@@ -14886,6 +15397,28 @@
                 <w:lang w:eastAsia="es-MX"/>
               </w:rPr>
               <w:t>lag</w:t>
+            </w:r>
+            <w:proofErr w:type="spellEnd"/>
+            <w:r>
+              <w:rPr>
+                <w:rFonts w:ascii="Arial" w:hAnsi="Arial" w:cs="Arial"/>
+                <w:color w:val="000000"/>
+                <w:sz w:val="20"/>
+                <w:szCs w:val="20"/>
+                <w:lang w:eastAsia="es-MX"/>
+              </w:rPr>
+              <w:t xml:space="preserve"> </w:t>
+            </w:r>
+            <w:proofErr w:type="spellStart"/>
+            <w:r>
+              <w:rPr>
+                <w:rFonts w:ascii="Arial" w:hAnsi="Arial" w:cs="Arial"/>
+                <w:color w:val="000000"/>
+                <w:sz w:val="20"/>
+                <w:szCs w:val="20"/>
+                <w:lang w:eastAsia="es-MX"/>
+              </w:rPr>
+              <w:t>weighted</w:t>
             </w:r>
             <w:proofErr w:type="spellEnd"/>
           </w:p>
@@ -16332,6 +16865,16 @@
                 <w:szCs w:val="20"/>
                 <w:lang w:eastAsia="es-MX"/>
               </w:rPr>
+              <w:t>W</w:t>
+            </w:r>
+            <w:r>
+              <w:rPr>
+                <w:rFonts w:ascii="Arial" w:hAnsi="Arial" w:cs="Arial"/>
+                <w:color w:val="000000"/>
+                <w:sz w:val="20"/>
+                <w:szCs w:val="20"/>
+                <w:lang w:eastAsia="es-MX"/>
+              </w:rPr>
               <w:t xml:space="preserve">DLM: </w:t>
             </w:r>
             <w:proofErr w:type="spellStart"/>
@@ -16410,6 +16953,28 @@
                 <w:lang w:eastAsia="es-MX"/>
               </w:rPr>
               <w:t>lag</w:t>
+            </w:r>
+            <w:proofErr w:type="spellEnd"/>
+            <w:r>
+              <w:rPr>
+                <w:rFonts w:ascii="Arial" w:hAnsi="Arial" w:cs="Arial"/>
+                <w:color w:val="000000"/>
+                <w:sz w:val="20"/>
+                <w:szCs w:val="20"/>
+                <w:lang w:eastAsia="es-MX"/>
+              </w:rPr>
+              <w:t xml:space="preserve"> </w:t>
+            </w:r>
+            <w:proofErr w:type="spellStart"/>
+            <w:r>
+              <w:rPr>
+                <w:rFonts w:ascii="Arial" w:hAnsi="Arial" w:cs="Arial"/>
+                <w:color w:val="000000"/>
+                <w:sz w:val="20"/>
+                <w:szCs w:val="20"/>
+                <w:lang w:eastAsia="es-MX"/>
+              </w:rPr>
+              <w:t>weighted</w:t>
             </w:r>
             <w:proofErr w:type="spellEnd"/>
           </w:p>
@@ -17822,6 +18387,16 @@
                 <w:szCs w:val="20"/>
                 <w:lang w:eastAsia="es-MX"/>
               </w:rPr>
+              <w:t>W</w:t>
+            </w:r>
+            <w:r>
+              <w:rPr>
+                <w:rFonts w:ascii="Arial" w:hAnsi="Arial" w:cs="Arial"/>
+                <w:color w:val="000000"/>
+                <w:sz w:val="20"/>
+                <w:szCs w:val="20"/>
+                <w:lang w:eastAsia="es-MX"/>
+              </w:rPr>
               <w:t xml:space="preserve">DLM: </w:t>
             </w:r>
             <w:proofErr w:type="spellStart"/>
@@ -17900,6 +18475,28 @@
                 <w:lang w:eastAsia="es-MX"/>
               </w:rPr>
               <w:t>lag</w:t>
+            </w:r>
+            <w:proofErr w:type="spellEnd"/>
+            <w:r>
+              <w:rPr>
+                <w:rFonts w:ascii="Arial" w:hAnsi="Arial" w:cs="Arial"/>
+                <w:color w:val="000000"/>
+                <w:sz w:val="20"/>
+                <w:szCs w:val="20"/>
+                <w:lang w:eastAsia="es-MX"/>
+              </w:rPr>
+              <w:t xml:space="preserve"> </w:t>
+            </w:r>
+            <w:proofErr w:type="spellStart"/>
+            <w:r>
+              <w:rPr>
+                <w:rFonts w:ascii="Arial" w:hAnsi="Arial" w:cs="Arial"/>
+                <w:color w:val="000000"/>
+                <w:sz w:val="20"/>
+                <w:szCs w:val="20"/>
+                <w:lang w:eastAsia="es-MX"/>
+              </w:rPr>
+              <w:t>weighted</w:t>
             </w:r>
             <w:proofErr w:type="spellEnd"/>
           </w:p>
@@ -19320,6 +19917,16 @@
                 <w:szCs w:val="20"/>
                 <w:lang w:eastAsia="es-MX"/>
               </w:rPr>
+              <w:t>W</w:t>
+            </w:r>
+            <w:r>
+              <w:rPr>
+                <w:rFonts w:ascii="Arial" w:hAnsi="Arial" w:cs="Arial"/>
+                <w:color w:val="000000"/>
+                <w:sz w:val="20"/>
+                <w:szCs w:val="20"/>
+                <w:lang w:eastAsia="es-MX"/>
+              </w:rPr>
               <w:t xml:space="preserve">DLM: </w:t>
             </w:r>
             <w:proofErr w:type="spellStart"/>
@@ -19398,6 +20005,28 @@
                 <w:lang w:eastAsia="es-MX"/>
               </w:rPr>
               <w:t>lag</w:t>
+            </w:r>
+            <w:proofErr w:type="spellEnd"/>
+            <w:r>
+              <w:rPr>
+                <w:rFonts w:ascii="Arial" w:hAnsi="Arial" w:cs="Arial"/>
+                <w:color w:val="000000"/>
+                <w:sz w:val="20"/>
+                <w:szCs w:val="20"/>
+                <w:lang w:eastAsia="es-MX"/>
+              </w:rPr>
+              <w:t xml:space="preserve"> </w:t>
+            </w:r>
+            <w:proofErr w:type="spellStart"/>
+            <w:r>
+              <w:rPr>
+                <w:rFonts w:ascii="Arial" w:hAnsi="Arial" w:cs="Arial"/>
+                <w:color w:val="000000"/>
+                <w:sz w:val="20"/>
+                <w:szCs w:val="20"/>
+                <w:lang w:eastAsia="es-MX"/>
+              </w:rPr>
+              <w:t>weighted</w:t>
             </w:r>
             <w:proofErr w:type="spellEnd"/>
           </w:p>
@@ -19484,6 +20113,338 @@
         </w:tc>
       </w:tr>
     </w:tbl>
+    <w:p>
+      <w:pPr>
+        <w:spacing w:after="160" w:line="278" w:lineRule="auto"/>
+        <w:jc w:val="both"/>
+        <w:rPr>
+          <w:rFonts w:ascii="Arial" w:hAnsi="Arial" w:cs="Arial"/>
+          <w:b/>
+          <w:bCs/>
+          <w:lang w:val="en-US"/>
+        </w:rPr>
+      </w:pPr>
+      <w:r>
+        <w:rPr>
+          <w:rFonts w:ascii="Arial" w:hAnsi="Arial" w:cs="Arial"/>
+          <w:sz w:val="20"/>
+          <w:szCs w:val="20"/>
+        </w:rPr>
+        <w:t xml:space="preserve">Lower AIC and BIC </w:t>
+      </w:r>
+      <w:proofErr w:type="spellStart"/>
+      <w:r>
+        <w:rPr>
+          <w:rFonts w:ascii="Arial" w:hAnsi="Arial" w:cs="Arial"/>
+          <w:sz w:val="20"/>
+          <w:szCs w:val="20"/>
+        </w:rPr>
+        <w:t>indicate</w:t>
+      </w:r>
+      <w:proofErr w:type="spellEnd"/>
+      <w:r>
+        <w:rPr>
+          <w:rFonts w:ascii="Arial" w:hAnsi="Arial" w:cs="Arial"/>
+          <w:sz w:val="20"/>
+          <w:szCs w:val="20"/>
+        </w:rPr>
+        <w:t xml:space="preserve"> </w:t>
+      </w:r>
+      <w:proofErr w:type="spellStart"/>
+      <w:r>
+        <w:rPr>
+          <w:rFonts w:ascii="Arial" w:hAnsi="Arial" w:cs="Arial"/>
+          <w:sz w:val="20"/>
+          <w:szCs w:val="20"/>
+        </w:rPr>
+        <w:t>better</w:t>
+      </w:r>
+      <w:proofErr w:type="spellEnd"/>
+      <w:r>
+        <w:rPr>
+          <w:rFonts w:ascii="Arial" w:hAnsi="Arial" w:cs="Arial"/>
+          <w:sz w:val="20"/>
+          <w:szCs w:val="20"/>
+        </w:rPr>
+        <w:t xml:space="preserve"> </w:t>
+      </w:r>
+      <w:proofErr w:type="spellStart"/>
+      <w:r>
+        <w:rPr>
+          <w:rFonts w:ascii="Arial" w:hAnsi="Arial" w:cs="Arial"/>
+          <w:sz w:val="20"/>
+          <w:szCs w:val="20"/>
+        </w:rPr>
+        <w:t>fit</w:t>
+      </w:r>
+      <w:proofErr w:type="spellEnd"/>
+      <w:r>
+        <w:rPr>
+          <w:rFonts w:ascii="Arial" w:hAnsi="Arial" w:cs="Arial"/>
+          <w:sz w:val="20"/>
+          <w:szCs w:val="20"/>
+        </w:rPr>
+        <w:t xml:space="preserve"> (in </w:t>
+      </w:r>
+      <w:proofErr w:type="spellStart"/>
+      <w:r>
+        <w:rPr>
+          <w:rFonts w:ascii="Arial" w:hAnsi="Arial" w:cs="Arial"/>
+          <w:sz w:val="20"/>
+          <w:szCs w:val="20"/>
+        </w:rPr>
+        <w:t>bold</w:t>
+      </w:r>
+      <w:proofErr w:type="spellEnd"/>
+      <w:r>
+        <w:rPr>
+          <w:rFonts w:ascii="Arial" w:hAnsi="Arial" w:cs="Arial"/>
+          <w:sz w:val="20"/>
+          <w:szCs w:val="20"/>
+        </w:rPr>
+        <w:t>)</w:t>
+      </w:r>
+      <w:r>
+        <w:rPr>
+          <w:rFonts w:ascii="Arial" w:hAnsi="Arial" w:cs="Arial"/>
+          <w:sz w:val="20"/>
+          <w:szCs w:val="20"/>
+        </w:rPr>
+        <w:t>.</w:t>
+      </w:r>
+      <w:r>
+        <w:rPr>
+          <w:rFonts w:ascii="Arial" w:hAnsi="Arial" w:cs="Arial"/>
+          <w:sz w:val="20"/>
+          <w:szCs w:val="20"/>
+        </w:rPr>
+        <w:t xml:space="preserve"> </w:t>
+      </w:r>
+      <w:proofErr w:type="spellStart"/>
+      <w:r>
+        <w:rPr>
+          <w:rFonts w:ascii="Arial" w:hAnsi="Arial" w:cs="Arial"/>
+          <w:sz w:val="20"/>
+          <w:szCs w:val="20"/>
+        </w:rPr>
+        <w:t>All</w:t>
+      </w:r>
+      <w:proofErr w:type="spellEnd"/>
+      <w:r>
+        <w:rPr>
+          <w:rFonts w:ascii="Arial" w:hAnsi="Arial" w:cs="Arial"/>
+          <w:sz w:val="20"/>
+          <w:szCs w:val="20"/>
+        </w:rPr>
+        <w:t xml:space="preserve"> </w:t>
+      </w:r>
+      <w:proofErr w:type="spellStart"/>
+      <w:r>
+        <w:rPr>
+          <w:rFonts w:ascii="Arial" w:hAnsi="Arial" w:cs="Arial"/>
+          <w:sz w:val="20"/>
+          <w:szCs w:val="20"/>
+        </w:rPr>
+        <w:t>m</w:t>
+      </w:r>
+      <w:r>
+        <w:rPr>
+          <w:rFonts w:ascii="Arial" w:hAnsi="Arial" w:cs="Arial"/>
+          <w:sz w:val="20"/>
+          <w:szCs w:val="20"/>
+        </w:rPr>
+        <w:t>odels</w:t>
+      </w:r>
+      <w:proofErr w:type="spellEnd"/>
+      <w:r>
+        <w:rPr>
+          <w:rFonts w:ascii="Arial" w:hAnsi="Arial" w:cs="Arial"/>
+          <w:sz w:val="20"/>
+          <w:szCs w:val="20"/>
+        </w:rPr>
+        <w:t xml:space="preserve"> </w:t>
+      </w:r>
+      <w:proofErr w:type="spellStart"/>
+      <w:r>
+        <w:rPr>
+          <w:rFonts w:ascii="Arial" w:hAnsi="Arial" w:cs="Arial"/>
+          <w:sz w:val="20"/>
+          <w:szCs w:val="20"/>
+        </w:rPr>
+        <w:t>adjusted</w:t>
+      </w:r>
+      <w:proofErr w:type="spellEnd"/>
+      <w:r>
+        <w:rPr>
+          <w:rFonts w:ascii="Arial" w:hAnsi="Arial" w:cs="Arial"/>
+          <w:sz w:val="20"/>
+          <w:szCs w:val="20"/>
+        </w:rPr>
+        <w:t xml:space="preserve"> </w:t>
+      </w:r>
+      <w:proofErr w:type="spellStart"/>
+      <w:r>
+        <w:rPr>
+          <w:rFonts w:ascii="Arial" w:hAnsi="Arial" w:cs="Arial"/>
+          <w:sz w:val="20"/>
+          <w:szCs w:val="20"/>
+        </w:rPr>
+        <w:t>for</w:t>
+      </w:r>
+      <w:proofErr w:type="spellEnd"/>
+      <w:r>
+        <w:rPr>
+          <w:rFonts w:ascii="Arial" w:hAnsi="Arial" w:cs="Arial"/>
+          <w:sz w:val="20"/>
+          <w:szCs w:val="20"/>
+        </w:rPr>
+        <w:t xml:space="preserve"> maternal </w:t>
+      </w:r>
+      <w:proofErr w:type="spellStart"/>
+      <w:r>
+        <w:rPr>
+          <w:rFonts w:ascii="Arial" w:hAnsi="Arial" w:cs="Arial"/>
+          <w:sz w:val="20"/>
+          <w:szCs w:val="20"/>
+        </w:rPr>
+        <w:t>age</w:t>
+      </w:r>
+      <w:proofErr w:type="spellEnd"/>
+      <w:r>
+        <w:rPr>
+          <w:rFonts w:ascii="Arial" w:hAnsi="Arial" w:cs="Arial"/>
+          <w:sz w:val="20"/>
+          <w:szCs w:val="20"/>
+        </w:rPr>
+        <w:t xml:space="preserve">, </w:t>
+      </w:r>
+      <w:proofErr w:type="spellStart"/>
+      <w:r>
+        <w:rPr>
+          <w:rFonts w:ascii="Arial" w:hAnsi="Arial" w:cs="Arial"/>
+          <w:sz w:val="20"/>
+          <w:szCs w:val="20"/>
+        </w:rPr>
+        <w:t>infant</w:t>
+      </w:r>
+      <w:proofErr w:type="spellEnd"/>
+      <w:r>
+        <w:rPr>
+          <w:rFonts w:ascii="Arial" w:hAnsi="Arial" w:cs="Arial"/>
+          <w:sz w:val="20"/>
+          <w:szCs w:val="20"/>
+        </w:rPr>
+        <w:t xml:space="preserve"> sex, </w:t>
+      </w:r>
+      <w:proofErr w:type="spellStart"/>
+      <w:r>
+        <w:rPr>
+          <w:rFonts w:ascii="Arial" w:hAnsi="Arial" w:cs="Arial"/>
+          <w:sz w:val="20"/>
+          <w:szCs w:val="20"/>
+        </w:rPr>
+        <w:t>year</w:t>
+      </w:r>
+      <w:proofErr w:type="spellEnd"/>
+      <w:r>
+        <w:rPr>
+          <w:rFonts w:ascii="Arial" w:hAnsi="Arial" w:cs="Arial"/>
+          <w:sz w:val="20"/>
+          <w:szCs w:val="20"/>
+        </w:rPr>
+        <w:t xml:space="preserve"> </w:t>
+      </w:r>
+      <w:proofErr w:type="spellStart"/>
+      <w:r>
+        <w:rPr>
+          <w:rFonts w:ascii="Arial" w:hAnsi="Arial" w:cs="Arial"/>
+          <w:sz w:val="20"/>
+          <w:szCs w:val="20"/>
+        </w:rPr>
+        <w:t>of</w:t>
+      </w:r>
+      <w:proofErr w:type="spellEnd"/>
+      <w:r>
+        <w:rPr>
+          <w:rFonts w:ascii="Arial" w:hAnsi="Arial" w:cs="Arial"/>
+          <w:sz w:val="20"/>
+          <w:szCs w:val="20"/>
+        </w:rPr>
+        <w:t xml:space="preserve"> </w:t>
+      </w:r>
+      <w:proofErr w:type="spellStart"/>
+      <w:r>
+        <w:rPr>
+          <w:rFonts w:ascii="Arial" w:hAnsi="Arial" w:cs="Arial"/>
+          <w:sz w:val="20"/>
+          <w:szCs w:val="20"/>
+        </w:rPr>
+        <w:t>birth</w:t>
+      </w:r>
+      <w:proofErr w:type="spellEnd"/>
+      <w:r>
+        <w:rPr>
+          <w:rFonts w:ascii="Arial" w:hAnsi="Arial" w:cs="Arial"/>
+          <w:sz w:val="20"/>
+          <w:szCs w:val="20"/>
+        </w:rPr>
+        <w:t xml:space="preserve">, and </w:t>
+      </w:r>
+      <w:proofErr w:type="spellStart"/>
+      <w:r>
+        <w:rPr>
+          <w:rFonts w:ascii="Arial" w:hAnsi="Arial" w:cs="Arial"/>
+          <w:sz w:val="20"/>
+          <w:szCs w:val="20"/>
+        </w:rPr>
+        <w:t>season</w:t>
+      </w:r>
+      <w:proofErr w:type="spellEnd"/>
+      <w:r>
+        <w:rPr>
+          <w:rFonts w:ascii="Arial" w:hAnsi="Arial" w:cs="Arial"/>
+          <w:sz w:val="20"/>
+          <w:szCs w:val="20"/>
+        </w:rPr>
+        <w:t xml:space="preserve"> </w:t>
+      </w:r>
+      <w:proofErr w:type="spellStart"/>
+      <w:r>
+        <w:rPr>
+          <w:rFonts w:ascii="Arial" w:hAnsi="Arial" w:cs="Arial"/>
+          <w:sz w:val="20"/>
+          <w:szCs w:val="20"/>
+        </w:rPr>
+        <w:t>of</w:t>
+      </w:r>
+      <w:proofErr w:type="spellEnd"/>
+      <w:r>
+        <w:rPr>
+          <w:rFonts w:ascii="Arial" w:hAnsi="Arial" w:cs="Arial"/>
+          <w:sz w:val="20"/>
+          <w:szCs w:val="20"/>
+        </w:rPr>
+        <w:t xml:space="preserve"> </w:t>
+      </w:r>
+      <w:proofErr w:type="spellStart"/>
+      <w:r>
+        <w:rPr>
+          <w:rFonts w:ascii="Arial" w:hAnsi="Arial" w:cs="Arial"/>
+          <w:sz w:val="20"/>
+          <w:szCs w:val="20"/>
+        </w:rPr>
+        <w:t>conception</w:t>
+      </w:r>
+      <w:proofErr w:type="spellEnd"/>
+      <w:r>
+        <w:rPr>
+          <w:rFonts w:ascii="Arial" w:hAnsi="Arial" w:cs="Arial"/>
+          <w:sz w:val="20"/>
+          <w:szCs w:val="20"/>
+        </w:rPr>
+        <w:t>.</w:t>
+      </w:r>
+    </w:p>
     <w:p>
       <w:pPr>
         <w:spacing w:after="160" w:line="278" w:lineRule="auto"/>
